--- a/Enterprise Data Integration and Analytics Platform using Microsoft Fabric.docx
+++ b/Enterprise Data Integration and Analytics Platform using Microsoft Fabric.docx
@@ -1,6 +1,6 @@
 
 <file path=word/document.xml><?xml version="1.0" encoding="utf-8"?>
-<w:document xmlns:wpc="http://schemas.microsoft.com/office/word/2010/wordprocessingCanvas" xmlns:cx="http://schemas.microsoft.com/office/drawing/2014/chartex" xmlns:cx1="http://schemas.microsoft.com/office/drawing/2015/9/8/chartex" xmlns:cx2="http://schemas.microsoft.com/office/drawing/2015/10/21/chartex" xmlns:cx3="http://schemas.microsoft.com/office/drawing/2016/5/9/chartex" xmlns:cx4="http://schemas.microsoft.com/office/drawing/2016/5/10/chartex" xmlns:cx5="http://schemas.microsoft.com/office/drawing/2016/5/11/chartex" xmlns:cx6="http://schemas.microsoft.com/office/drawing/2016/5/12/chartex" xmlns:cx7="http://schemas.microsoft.com/office/drawing/2016/5/13/chartex" xmlns:cx8="http://schemas.microsoft.com/office/drawing/2016/5/14/chartex" xmlns:mc="http://schemas.openxmlformats.org/markup-compatibility/2006" xmlns:aink="http://schemas.microsoft.com/office/drawing/2016/ink" xmlns:am3d="http://schemas.microsoft.com/office/drawing/2017/model3d" xmlns:o="urn:schemas-microsoft-com:office:office" xmlns:oel="http://schemas.microsoft.com/office/2019/extlst" xmlns:r="http://schemas.openxmlformats.org/officeDocument/2006/relationships" xmlns:m="http://schemas.openxmlformats.org/officeDocument/2006/math" xmlns:v="urn:schemas-microsoft-com:vml" xmlns:wp14="http://schemas.microsoft.com/office/word/2010/wordprocessingDrawing" xmlns:wp="http://schemas.openxmlformats.org/drawingml/2006/wordprocessingDrawing" xmlns:w10="urn:schemas-microsoft-com:office:word" xmlns:w="http://schemas.openxmlformats.org/wordprocessingml/2006/main" xmlns:w14="http://schemas.microsoft.com/office/word/2010/wordml" xmlns:w15="http://schemas.microsoft.com/office/word/2012/wordml" xmlns:w16cex="http://schemas.microsoft.com/office/word/2018/wordml/cex" xmlns:w16cid="http://schemas.microsoft.com/office/word/2016/wordml/cid" xmlns:w16="http://schemas.microsoft.com/office/word/2018/wordml" xmlns:w16du="http://schemas.microsoft.com/office/word/2023/wordml/word16du" xmlns:w16sdtdh="http://schemas.microsoft.com/office/word/2020/wordml/sdtdatahash" xmlns:w16sdtfl="http://schemas.microsoft.com/office/word/2024/wordml/sdtformatlock" xmlns:w16se="http://schemas.microsoft.com/office/word/2015/wordml/symex" xmlns:wpg="http://schemas.microsoft.com/office/word/2010/wordprocessingGroup" xmlns:wpi="http://schemas.microsoft.com/office/word/2010/wordprocessingInk" xmlns:wne="http://schemas.microsoft.com/office/word/2006/wordml" xmlns:wps="http://schemas.microsoft.com/office/word/2010/wordprocessingShape" mc:Ignorable="w14 w15 w16se w16cid w16 w16cex w16sdtdh w16sdtfl w16du wp14">
+<w:document xmlns:wpc="http://schemas.microsoft.com/office/word/2010/wordprocessingCanvas" xmlns:cx="http://schemas.microsoft.com/office/drawing/2014/chartex" xmlns:cx1="http://schemas.microsoft.com/office/drawing/2015/9/8/chartex" xmlns:cx2="http://schemas.microsoft.com/office/drawing/2015/10/21/chartex" xmlns:cx3="http://schemas.microsoft.com/office/drawing/2016/5/9/chartex" xmlns:cx4="http://schemas.microsoft.com/office/drawing/2016/5/10/chartex" xmlns:cx5="http://schemas.microsoft.com/office/drawing/2016/5/11/chartex" xmlns:cx6="http://schemas.microsoft.com/office/drawing/2016/5/12/chartex" xmlns:cx7="http://schemas.microsoft.com/office/drawing/2016/5/13/chartex" xmlns:cx8="http://schemas.microsoft.com/office/drawing/2016/5/14/chartex" xmlns:mc="http://schemas.openxmlformats.org/markup-compatibility/2006" xmlns:aink="http://schemas.microsoft.com/office/drawing/2016/ink" xmlns:am3d="http://schemas.microsoft.com/office/drawing/2017/model3d" xmlns:o="urn:schemas-microsoft-com:office:office" xmlns:oel="http://schemas.microsoft.com/office/2019/extlst" xmlns:r="http://schemas.openxmlformats.org/officeDocument/2006/relationships" xmlns:m="http://schemas.openxmlformats.org/officeDocument/2006/math" xmlns:v="urn:schemas-microsoft-com:vml" xmlns:wp14="http://schemas.microsoft.com/office/word/2010/wordprocessingDrawing" xmlns:wp="http://schemas.openxmlformats.org/drawingml/2006/wordprocessingDrawing" xmlns:w10="urn:schemas-microsoft-com:office:word" xmlns:w="http://schemas.openxmlformats.org/wordprocessingml/2006/main" xmlns:w14="http://schemas.microsoft.com/office/word/2010/wordml" xmlns:w15="http://schemas.microsoft.com/office/word/2012/wordml" xmlns:w16cei="http://schemas.microsoft.com/office/word/2026/wordml/cei" xmlns:w16cex="http://schemas.microsoft.com/office/word/2018/wordml/cex" xmlns:w16cid="http://schemas.microsoft.com/office/word/2016/wordml/cid" xmlns:w16="http://schemas.microsoft.com/office/word/2018/wordml" xmlns:w16du="http://schemas.microsoft.com/office/word/2023/wordml/word16du" xmlns:w16sdtdh="http://schemas.microsoft.com/office/word/2020/wordml/sdtdatahash" xmlns:w16sdtfl="http://schemas.microsoft.com/office/word/2024/wordml/sdtformatlock" xmlns:w16se="http://schemas.microsoft.com/office/word/2015/wordml/symex" xmlns:wpg="http://schemas.microsoft.com/office/word/2010/wordprocessingGroup" xmlns:wpi="http://schemas.microsoft.com/office/word/2010/wordprocessingInk" xmlns:wne="http://schemas.microsoft.com/office/word/2006/wordml" xmlns:wps="http://schemas.microsoft.com/office/word/2010/wordprocessingShape" mc:Ignorable="w14 w15 w16se w16cid w16 w16cex w16sdtdh w16sdtfl w16du wp14">
   <w:body>
     <w:p>
       <w:pPr>
@@ -23,8 +23,28 @@
       </w:r>
     </w:p>
     <w:p>
-      <w:r>
-        <w:t>Enterprise Data Integration and Analytics Platform using Microsoft Fabric</w:t>
+      <w:pPr>
+        <w:rPr>
+          <w:sz w:val="22"/>
+          <w:szCs w:val="22"/>
+        </w:rPr>
+      </w:pPr>
+      <w:r>
+        <w:rPr>
+          <w:sz w:val="22"/>
+          <w:szCs w:val="22"/>
+        </w:rPr>
+        <w:t>Microsoft Fabric Enterprise</w:t>
+      </w:r>
+      <w:r>
+        <w:t xml:space="preserve"> </w:t>
+      </w:r>
+      <w:r>
+        <w:rPr>
+          <w:sz w:val="22"/>
+          <w:szCs w:val="22"/>
+        </w:rPr>
+        <w:t>Data Platform &amp; ETL Automation</w:t>
       </w:r>
     </w:p>
     <w:p/>
@@ -1150,7 +1170,6 @@
     </w:p>
     <w:p>
       <w:r>
-        <w:lastRenderedPageBreak/>
         <w:t xml:space="preserve">In the workspace a Lakehouse and SQL End point </w:t>
       </w:r>
       <w:r>
@@ -1571,7 +1590,6 @@
         <w:spacing w:after="0"/>
       </w:pPr>
       <w:r>
-        <w:lastRenderedPageBreak/>
         <w:t>Enter your LMS OData URL</w:t>
       </w:r>
       <w:r>
@@ -2153,7 +2171,6 @@
         <w:rPr>
           <w:rFonts w:cs="Segoe UI Emoji"/>
         </w:rPr>
-        <w:lastRenderedPageBreak/>
         <w:t xml:space="preserve">On the LMS dataflow page </w:t>
       </w:r>
       <w:r>
@@ -2930,7 +2947,6 @@
           <w:b/>
           <w:bCs/>
         </w:rPr>
-        <w:lastRenderedPageBreak/>
         <mc:AlternateContent>
           <mc:Choice Requires="w16se">
             <w16se:symEx w16se:font="Segoe UI Emoji" w16se:char="26A0"/>
@@ -3462,7 +3478,6 @@
           <w:sz w:val="20"/>
           <w:szCs w:val="20"/>
         </w:rPr>
-        <w:lastRenderedPageBreak/>
         <w:t>-&gt; Capture updated records</w:t>
       </w:r>
     </w:p>
@@ -6036,7 +6051,6 @@
           <w:szCs w:val="16"/>
           <w14:ligatures w14:val="none"/>
         </w:rPr>
-        <w:lastRenderedPageBreak/>
         <w:t xml:space="preserve">  </w:t>
       </w:r>
       <w:r>
@@ -7772,7 +7786,6 @@
         <w:rPr>
           <w:rFonts w:cs="Segoe UI Emoji"/>
         </w:rPr>
-        <w:lastRenderedPageBreak/>
         <w:t>D</w:t>
       </w:r>
       <w:r>
@@ -10933,7 +10946,6 @@
           <w:szCs w:val="18"/>
           <w14:ligatures w14:val="none"/>
         </w:rPr>
-        <w:lastRenderedPageBreak/>
         <w:t>#"Filtered rows 1"</w:t>
       </w:r>
       <w:r>
@@ -11879,7 +11891,6 @@
           <w:b/>
           <w:bCs/>
         </w:rPr>
-        <w:lastRenderedPageBreak/>
         <w:t>Create a Notebook</w:t>
       </w:r>
       <w:r>
@@ -13401,7 +13412,6 @@
         <w:rPr>
           <w:rFonts w:cs="Segoe UI Emoji"/>
         </w:rPr>
-        <w:lastRenderedPageBreak/>
         <w:br/>
       </w:r>
       <w:r>
@@ -14290,7 +14300,6 @@
           <w:sz w:val="16"/>
           <w:szCs w:val="16"/>
         </w:rPr>
-        <w:lastRenderedPageBreak/>
         <w:t>print("Attendance Merge Completed")</w:t>
       </w:r>
     </w:p>
@@ -14760,9 +14769,6 @@
       </w:r>
       <w:r>
         <w:br/>
-      </w:r>
-      <w:r>
-        <w:lastRenderedPageBreak/>
         <w:t>- Prevent duplicate business keys </w:t>
       </w:r>
       <w:r>
@@ -15173,13 +15179,6 @@
           <w:bCs/>
         </w:rPr>
         <w:br/>
-      </w:r>
-      <w:r>
-        <w:rPr>
-          <w:b/>
-          <w:bCs/>
-        </w:rPr>
-        <w:lastRenderedPageBreak/>
         <w:t> </w:t>
       </w:r>
       <w:r>
@@ -15468,7 +15467,6 @@
           <w:b/>
           <w:bCs/>
         </w:rPr>
-        <w:lastRenderedPageBreak/>
         <w:t>Bronze Layer Tables</w:t>
       </w:r>
     </w:p>
@@ -15971,7 +15969,6 @@
     </w:p>
     <w:p>
       <w:r>
-        <w:lastRenderedPageBreak/>
         <w:t>Initially:</w:t>
       </w:r>
       <w:r>
@@ -16391,7 +16388,6 @@
           <w:b/>
           <w:bCs/>
         </w:rPr>
-        <w:lastRenderedPageBreak/>
         <w:t>Resolution</w:t>
       </w:r>
     </w:p>
@@ -17469,11 +17465,7 @@
     </w:p>
     <w:p>
       <w:r>
-        <w:t xml:space="preserve">Although, a standard Gold Layers has minimized data with unnecessary columns removed. The removal of unnecessary column was done at Dataflow Gen2 level but if further </w:t>
-      </w:r>
-      <w:r>
-        <w:lastRenderedPageBreak/>
-        <w:t>datamodification is required then, it can be done at Notebook level where Silver tables are transformed into Gold tables</w:t>
+        <w:t>Although, a standard Gold Layers has minimized data with unnecessary columns removed. The removal of unnecessary column was done at Dataflow Gen2 level but if further datamodification is required then, it can be done at Notebook level where Silver tables are transformed into Gold tables</w:t>
       </w:r>
     </w:p>
     <w:p>
@@ -18623,7 +18615,6 @@
           <w:sz w:val="20"/>
           <w:szCs w:val="20"/>
         </w:rPr>
-        <w:lastRenderedPageBreak/>
         <w:t>GL_Dim_Elibrary</w:t>
       </w:r>
     </w:p>
@@ -19098,7 +19089,6 @@
         <w:rPr>
           <w:noProof/>
         </w:rPr>
-        <w:lastRenderedPageBreak/>
         <w:drawing>
           <wp:anchor distT="0" distB="0" distL="114300" distR="114300" simplePos="0" relativeHeight="251659264" behindDoc="0" locked="0" layoutInCell="1" allowOverlap="1" wp14:anchorId="17AAB540" wp14:editId="0CAE6AF3">
             <wp:simplePos x="0" y="0"/>
@@ -19482,7 +19472,6 @@
     </w:p>
     <w:p>
       <w:r>
-        <w:lastRenderedPageBreak/>
         <w:t xml:space="preserve">fails to refresh </w:t>
       </w:r>
       <w:r>
@@ -20863,7 +20852,6 @@
                 <w:szCs w:val="22"/>
                 <w14:ligatures w14:val="none"/>
               </w:rPr>
-              <w:lastRenderedPageBreak/>
               <w:t>Dimension Table</w:t>
             </w:r>
           </w:p>
@@ -22851,7 +22839,6 @@
           <w:b/>
           <w:bCs/>
         </w:rPr>
-        <w:lastRenderedPageBreak/>
         <w:t xml:space="preserve">11.3 </w:t>
       </w:r>
       <w:r>
@@ -23025,19 +23012,7 @@
         <w:rPr>
           <w:lang w:val="en-IN"/>
         </w:rPr>
-        <w:t>(</w:t>
-      </w:r>
-      <w:r>
-        <w:rPr>
-          <w:lang w:val="en-IN"/>
-        </w:rPr>
-        <w:t>https://github.com/Atif2227/Enterprise-LMS-Data-Warehouse-Automated-ETL-Pipeline</w:t>
-      </w:r>
-      <w:r>
-        <w:rPr>
-          <w:lang w:val="en-IN"/>
-        </w:rPr>
-        <w:t>)</w:t>
+        <w:t>(https://github.com/Atif2227/Enterprise-LMS-Data-Warehouse-Automated-ETL-Pipeline)</w:t>
       </w:r>
       <w:r>
         <w:rPr>
@@ -23171,7 +23146,7 @@
 </file>
 
 <file path=word/endnotes.xml><?xml version="1.0" encoding="utf-8"?>
-<w:endnotes xmlns:wpc="http://schemas.microsoft.com/office/word/2010/wordprocessingCanvas" xmlns:cx="http://schemas.microsoft.com/office/drawing/2014/chartex" xmlns:cx1="http://schemas.microsoft.com/office/drawing/2015/9/8/chartex" xmlns:cx2="http://schemas.microsoft.com/office/drawing/2015/10/21/chartex" xmlns:cx3="http://schemas.microsoft.com/office/drawing/2016/5/9/chartex" xmlns:cx4="http://schemas.microsoft.com/office/drawing/2016/5/10/chartex" xmlns:cx5="http://schemas.microsoft.com/office/drawing/2016/5/11/chartex" xmlns:cx6="http://schemas.microsoft.com/office/drawing/2016/5/12/chartex" xmlns:cx7="http://schemas.microsoft.com/office/drawing/2016/5/13/chartex" xmlns:cx8="http://schemas.microsoft.com/office/drawing/2016/5/14/chartex" xmlns:mc="http://schemas.openxmlformats.org/markup-compatibility/2006" xmlns:aink="http://schemas.microsoft.com/office/drawing/2016/ink" xmlns:am3d="http://schemas.microsoft.com/office/drawing/2017/model3d" xmlns:o="urn:schemas-microsoft-com:office:office" xmlns:oel="http://schemas.microsoft.com/office/2019/extlst" xmlns:r="http://schemas.openxmlformats.org/officeDocument/2006/relationships" xmlns:m="http://schemas.openxmlformats.org/officeDocument/2006/math" xmlns:v="urn:schemas-microsoft-com:vml" xmlns:wp14="http://schemas.microsoft.com/office/word/2010/wordprocessingDrawing" xmlns:wp="http://schemas.openxmlformats.org/drawingml/2006/wordprocessingDrawing" xmlns:w10="urn:schemas-microsoft-com:office:word" xmlns:w="http://schemas.openxmlformats.org/wordprocessingml/2006/main" xmlns:w14="http://schemas.microsoft.com/office/word/2010/wordml" xmlns:w15="http://schemas.microsoft.com/office/word/2012/wordml" xmlns:w16cex="http://schemas.microsoft.com/office/word/2018/wordml/cex" xmlns:w16cid="http://schemas.microsoft.com/office/word/2016/wordml/cid" xmlns:w16="http://schemas.microsoft.com/office/word/2018/wordml" xmlns:w16du="http://schemas.microsoft.com/office/word/2023/wordml/word16du" xmlns:w16sdtdh="http://schemas.microsoft.com/office/word/2020/wordml/sdtdatahash" xmlns:w16sdtfl="http://schemas.microsoft.com/office/word/2024/wordml/sdtformatlock" xmlns:w16se="http://schemas.microsoft.com/office/word/2015/wordml/symex" xmlns:wpg="http://schemas.microsoft.com/office/word/2010/wordprocessingGroup" xmlns:wpi="http://schemas.microsoft.com/office/word/2010/wordprocessingInk" xmlns:wne="http://schemas.microsoft.com/office/word/2006/wordml" xmlns:wps="http://schemas.microsoft.com/office/word/2010/wordprocessingShape" mc:Ignorable="w14 w15 w16se w16cid w16 w16cex w16sdtdh w16sdtfl w16du wp14">
+<w:endnotes xmlns:wpc="http://schemas.microsoft.com/office/word/2010/wordprocessingCanvas" xmlns:cx="http://schemas.microsoft.com/office/drawing/2014/chartex" xmlns:cx1="http://schemas.microsoft.com/office/drawing/2015/9/8/chartex" xmlns:cx2="http://schemas.microsoft.com/office/drawing/2015/10/21/chartex" xmlns:cx3="http://schemas.microsoft.com/office/drawing/2016/5/9/chartex" xmlns:cx4="http://schemas.microsoft.com/office/drawing/2016/5/10/chartex" xmlns:cx5="http://schemas.microsoft.com/office/drawing/2016/5/11/chartex" xmlns:cx6="http://schemas.microsoft.com/office/drawing/2016/5/12/chartex" xmlns:cx7="http://schemas.microsoft.com/office/drawing/2016/5/13/chartex" xmlns:cx8="http://schemas.microsoft.com/office/drawing/2016/5/14/chartex" xmlns:mc="http://schemas.openxmlformats.org/markup-compatibility/2006" xmlns:aink="http://schemas.microsoft.com/office/drawing/2016/ink" xmlns:am3d="http://schemas.microsoft.com/office/drawing/2017/model3d" xmlns:o="urn:schemas-microsoft-com:office:office" xmlns:oel="http://schemas.microsoft.com/office/2019/extlst" xmlns:r="http://schemas.openxmlformats.org/officeDocument/2006/relationships" xmlns:m="http://schemas.openxmlformats.org/officeDocument/2006/math" xmlns:v="urn:schemas-microsoft-com:vml" xmlns:wp14="http://schemas.microsoft.com/office/word/2010/wordprocessingDrawing" xmlns:wp="http://schemas.openxmlformats.org/drawingml/2006/wordprocessingDrawing" xmlns:w10="urn:schemas-microsoft-com:office:word" xmlns:w="http://schemas.openxmlformats.org/wordprocessingml/2006/main" xmlns:w14="http://schemas.microsoft.com/office/word/2010/wordml" xmlns:w15="http://schemas.microsoft.com/office/word/2012/wordml" xmlns:w16cei="http://schemas.microsoft.com/office/word/2026/wordml/cei" xmlns:w16cex="http://schemas.microsoft.com/office/word/2018/wordml/cex" xmlns:w16cid="http://schemas.microsoft.com/office/word/2016/wordml/cid" xmlns:w16="http://schemas.microsoft.com/office/word/2018/wordml" xmlns:w16du="http://schemas.microsoft.com/office/word/2023/wordml/word16du" xmlns:w16sdtdh="http://schemas.microsoft.com/office/word/2020/wordml/sdtdatahash" xmlns:w16sdtfl="http://schemas.microsoft.com/office/word/2024/wordml/sdtformatlock" xmlns:w16se="http://schemas.microsoft.com/office/word/2015/wordml/symex" xmlns:wpg="http://schemas.microsoft.com/office/word/2010/wordprocessingGroup" xmlns:wpi="http://schemas.microsoft.com/office/word/2010/wordprocessingInk" xmlns:wne="http://schemas.microsoft.com/office/word/2006/wordml" xmlns:wps="http://schemas.microsoft.com/office/word/2010/wordprocessingShape" mc:Ignorable="w14 w15 w16se w16cid w16 w16cex w16sdtdh w16sdtfl w16du wp14">
   <w:endnote w:type="separator" w:id="-1">
     <w:p>
       <w:pPr>
@@ -23196,7 +23171,7 @@
 </file>
 
 <file path=word/footer1.xml><?xml version="1.0" encoding="utf-8"?>
-<w:ftr xmlns:wpc="http://schemas.microsoft.com/office/word/2010/wordprocessingCanvas" xmlns:cx="http://schemas.microsoft.com/office/drawing/2014/chartex" xmlns:cx1="http://schemas.microsoft.com/office/drawing/2015/9/8/chartex" xmlns:cx2="http://schemas.microsoft.com/office/drawing/2015/10/21/chartex" xmlns:cx3="http://schemas.microsoft.com/office/drawing/2016/5/9/chartex" xmlns:cx4="http://schemas.microsoft.com/office/drawing/2016/5/10/chartex" xmlns:cx5="http://schemas.microsoft.com/office/drawing/2016/5/11/chartex" xmlns:cx6="http://schemas.microsoft.com/office/drawing/2016/5/12/chartex" xmlns:cx7="http://schemas.microsoft.com/office/drawing/2016/5/13/chartex" xmlns:cx8="http://schemas.microsoft.com/office/drawing/2016/5/14/chartex" xmlns:mc="http://schemas.openxmlformats.org/markup-compatibility/2006" xmlns:aink="http://schemas.microsoft.com/office/drawing/2016/ink" xmlns:am3d="http://schemas.microsoft.com/office/drawing/2017/model3d" xmlns:o="urn:schemas-microsoft-com:office:office" xmlns:oel="http://schemas.microsoft.com/office/2019/extlst" xmlns:r="http://schemas.openxmlformats.org/officeDocument/2006/relationships" xmlns:m="http://schemas.openxmlformats.org/officeDocument/2006/math" xmlns:v="urn:schemas-microsoft-com:vml" xmlns:wp14="http://schemas.microsoft.com/office/word/2010/wordprocessingDrawing" xmlns:wp="http://schemas.openxmlformats.org/drawingml/2006/wordprocessingDrawing" xmlns:w10="urn:schemas-microsoft-com:office:word" xmlns:w="http://schemas.openxmlformats.org/wordprocessingml/2006/main" xmlns:w14="http://schemas.microsoft.com/office/word/2010/wordml" xmlns:w15="http://schemas.microsoft.com/office/word/2012/wordml" xmlns:w16cex="http://schemas.microsoft.com/office/word/2018/wordml/cex" xmlns:w16cid="http://schemas.microsoft.com/office/word/2016/wordml/cid" xmlns:w16="http://schemas.microsoft.com/office/word/2018/wordml" xmlns:w16du="http://schemas.microsoft.com/office/word/2023/wordml/word16du" xmlns:w16sdtdh="http://schemas.microsoft.com/office/word/2020/wordml/sdtdatahash" xmlns:w16sdtfl="http://schemas.microsoft.com/office/word/2024/wordml/sdtformatlock" xmlns:w16se="http://schemas.microsoft.com/office/word/2015/wordml/symex" xmlns:wpg="http://schemas.microsoft.com/office/word/2010/wordprocessingGroup" xmlns:wpi="http://schemas.microsoft.com/office/word/2010/wordprocessingInk" xmlns:wne="http://schemas.microsoft.com/office/word/2006/wordml" xmlns:wps="http://schemas.microsoft.com/office/word/2010/wordprocessingShape" mc:Ignorable="w14 w15 w16se w16cid w16 w16cex w16sdtdh w16sdtfl w16du wp14">
+<w:ftr xmlns:wpc="http://schemas.microsoft.com/office/word/2010/wordprocessingCanvas" xmlns:cx="http://schemas.microsoft.com/office/drawing/2014/chartex" xmlns:cx1="http://schemas.microsoft.com/office/drawing/2015/9/8/chartex" xmlns:cx2="http://schemas.microsoft.com/office/drawing/2015/10/21/chartex" xmlns:cx3="http://schemas.microsoft.com/office/drawing/2016/5/9/chartex" xmlns:cx4="http://schemas.microsoft.com/office/drawing/2016/5/10/chartex" xmlns:cx5="http://schemas.microsoft.com/office/drawing/2016/5/11/chartex" xmlns:cx6="http://schemas.microsoft.com/office/drawing/2016/5/12/chartex" xmlns:cx7="http://schemas.microsoft.com/office/drawing/2016/5/13/chartex" xmlns:cx8="http://schemas.microsoft.com/office/drawing/2016/5/14/chartex" xmlns:mc="http://schemas.openxmlformats.org/markup-compatibility/2006" xmlns:aink="http://schemas.microsoft.com/office/drawing/2016/ink" xmlns:am3d="http://schemas.microsoft.com/office/drawing/2017/model3d" xmlns:o="urn:schemas-microsoft-com:office:office" xmlns:oel="http://schemas.microsoft.com/office/2019/extlst" xmlns:r="http://schemas.openxmlformats.org/officeDocument/2006/relationships" xmlns:m="http://schemas.openxmlformats.org/officeDocument/2006/math" xmlns:v="urn:schemas-microsoft-com:vml" xmlns:wp14="http://schemas.microsoft.com/office/word/2010/wordprocessingDrawing" xmlns:wp="http://schemas.openxmlformats.org/drawingml/2006/wordprocessingDrawing" xmlns:w10="urn:schemas-microsoft-com:office:word" xmlns:w="http://schemas.openxmlformats.org/wordprocessingml/2006/main" xmlns:w14="http://schemas.microsoft.com/office/word/2010/wordml" xmlns:w15="http://schemas.microsoft.com/office/word/2012/wordml" xmlns:w16cei="http://schemas.microsoft.com/office/word/2026/wordml/cei" xmlns:w16cex="http://schemas.microsoft.com/office/word/2018/wordml/cex" xmlns:w16cid="http://schemas.microsoft.com/office/word/2016/wordml/cid" xmlns:w16="http://schemas.microsoft.com/office/word/2018/wordml" xmlns:w16du="http://schemas.microsoft.com/office/word/2023/wordml/word16du" xmlns:w16sdtdh="http://schemas.microsoft.com/office/word/2020/wordml/sdtdatahash" xmlns:w16sdtfl="http://schemas.microsoft.com/office/word/2024/wordml/sdtformatlock" xmlns:w16se="http://schemas.microsoft.com/office/word/2015/wordml/symex" xmlns:wpg="http://schemas.microsoft.com/office/word/2010/wordprocessingGroup" xmlns:wpi="http://schemas.microsoft.com/office/word/2010/wordprocessingInk" xmlns:wne="http://schemas.microsoft.com/office/word/2006/wordml" xmlns:wps="http://schemas.microsoft.com/office/word/2010/wordprocessingShape" mc:Ignorable="w14 w15 w16se w16cid w16 w16cex w16sdtdh w16sdtfl w16du wp14">
   <w:p>
     <w:pPr>
       <w:pStyle w:val="Footer"/>
@@ -23326,7 +23301,7 @@
 </file>
 
 <file path=word/footer2.xml><?xml version="1.0" encoding="utf-8"?>
-<w:ftr xmlns:wpc="http://schemas.microsoft.com/office/word/2010/wordprocessingCanvas" xmlns:cx="http://schemas.microsoft.com/office/drawing/2014/chartex" xmlns:cx1="http://schemas.microsoft.com/office/drawing/2015/9/8/chartex" xmlns:cx2="http://schemas.microsoft.com/office/drawing/2015/10/21/chartex" xmlns:cx3="http://schemas.microsoft.com/office/drawing/2016/5/9/chartex" xmlns:cx4="http://schemas.microsoft.com/office/drawing/2016/5/10/chartex" xmlns:cx5="http://schemas.microsoft.com/office/drawing/2016/5/11/chartex" xmlns:cx6="http://schemas.microsoft.com/office/drawing/2016/5/12/chartex" xmlns:cx7="http://schemas.microsoft.com/office/drawing/2016/5/13/chartex" xmlns:cx8="http://schemas.microsoft.com/office/drawing/2016/5/14/chartex" xmlns:mc="http://schemas.openxmlformats.org/markup-compatibility/2006" xmlns:aink="http://schemas.microsoft.com/office/drawing/2016/ink" xmlns:am3d="http://schemas.microsoft.com/office/drawing/2017/model3d" xmlns:o="urn:schemas-microsoft-com:office:office" xmlns:oel="http://schemas.microsoft.com/office/2019/extlst" xmlns:r="http://schemas.openxmlformats.org/officeDocument/2006/relationships" xmlns:m="http://schemas.openxmlformats.org/officeDocument/2006/math" xmlns:v="urn:schemas-microsoft-com:vml" xmlns:wp14="http://schemas.microsoft.com/office/word/2010/wordprocessingDrawing" xmlns:wp="http://schemas.openxmlformats.org/drawingml/2006/wordprocessingDrawing" xmlns:w10="urn:schemas-microsoft-com:office:word" xmlns:w="http://schemas.openxmlformats.org/wordprocessingml/2006/main" xmlns:w14="http://schemas.microsoft.com/office/word/2010/wordml" xmlns:w15="http://schemas.microsoft.com/office/word/2012/wordml" xmlns:w16cex="http://schemas.microsoft.com/office/word/2018/wordml/cex" xmlns:w16cid="http://schemas.microsoft.com/office/word/2016/wordml/cid" xmlns:w16="http://schemas.microsoft.com/office/word/2018/wordml" xmlns:w16du="http://schemas.microsoft.com/office/word/2023/wordml/word16du" xmlns:w16sdtdh="http://schemas.microsoft.com/office/word/2020/wordml/sdtdatahash" xmlns:w16sdtfl="http://schemas.microsoft.com/office/word/2024/wordml/sdtformatlock" xmlns:w16se="http://schemas.microsoft.com/office/word/2015/wordml/symex" xmlns:wpg="http://schemas.microsoft.com/office/word/2010/wordprocessingGroup" xmlns:wpi="http://schemas.microsoft.com/office/word/2010/wordprocessingInk" xmlns:wne="http://schemas.microsoft.com/office/word/2006/wordml" xmlns:wps="http://schemas.microsoft.com/office/word/2010/wordprocessingShape" mc:Ignorable="w14 w15 w16se w16cid w16 w16cex w16sdtdh w16sdtfl w16du wp14">
+<w:ftr xmlns:wpc="http://schemas.microsoft.com/office/word/2010/wordprocessingCanvas" xmlns:cx="http://schemas.microsoft.com/office/drawing/2014/chartex" xmlns:cx1="http://schemas.microsoft.com/office/drawing/2015/9/8/chartex" xmlns:cx2="http://schemas.microsoft.com/office/drawing/2015/10/21/chartex" xmlns:cx3="http://schemas.microsoft.com/office/drawing/2016/5/9/chartex" xmlns:cx4="http://schemas.microsoft.com/office/drawing/2016/5/10/chartex" xmlns:cx5="http://schemas.microsoft.com/office/drawing/2016/5/11/chartex" xmlns:cx6="http://schemas.microsoft.com/office/drawing/2016/5/12/chartex" xmlns:cx7="http://schemas.microsoft.com/office/drawing/2016/5/13/chartex" xmlns:cx8="http://schemas.microsoft.com/office/drawing/2016/5/14/chartex" xmlns:mc="http://schemas.openxmlformats.org/markup-compatibility/2006" xmlns:aink="http://schemas.microsoft.com/office/drawing/2016/ink" xmlns:am3d="http://schemas.microsoft.com/office/drawing/2017/model3d" xmlns:o="urn:schemas-microsoft-com:office:office" xmlns:oel="http://schemas.microsoft.com/office/2019/extlst" xmlns:r="http://schemas.openxmlformats.org/officeDocument/2006/relationships" xmlns:m="http://schemas.openxmlformats.org/officeDocument/2006/math" xmlns:v="urn:schemas-microsoft-com:vml" xmlns:wp14="http://schemas.microsoft.com/office/word/2010/wordprocessingDrawing" xmlns:wp="http://schemas.openxmlformats.org/drawingml/2006/wordprocessingDrawing" xmlns:w10="urn:schemas-microsoft-com:office:word" xmlns:w="http://schemas.openxmlformats.org/wordprocessingml/2006/main" xmlns:w14="http://schemas.microsoft.com/office/word/2010/wordml" xmlns:w15="http://schemas.microsoft.com/office/word/2012/wordml" xmlns:w16cei="http://schemas.microsoft.com/office/word/2026/wordml/cei" xmlns:w16cex="http://schemas.microsoft.com/office/word/2018/wordml/cex" xmlns:w16cid="http://schemas.microsoft.com/office/word/2016/wordml/cid" xmlns:w16="http://schemas.microsoft.com/office/word/2018/wordml" xmlns:w16du="http://schemas.microsoft.com/office/word/2023/wordml/word16du" xmlns:w16sdtdh="http://schemas.microsoft.com/office/word/2020/wordml/sdtdatahash" xmlns:w16sdtfl="http://schemas.microsoft.com/office/word/2024/wordml/sdtformatlock" xmlns:w16se="http://schemas.microsoft.com/office/word/2015/wordml/symex" xmlns:wpg="http://schemas.microsoft.com/office/word/2010/wordprocessingGroup" xmlns:wpi="http://schemas.microsoft.com/office/word/2010/wordprocessingInk" xmlns:wne="http://schemas.microsoft.com/office/word/2006/wordml" xmlns:wps="http://schemas.microsoft.com/office/word/2010/wordprocessingShape" mc:Ignorable="w14 w15 w16se w16cid w16 w16cex w16sdtdh w16sdtfl w16du wp14">
   <w:p>
     <w:pPr>
       <w:pStyle w:val="Footer"/>
@@ -23336,7 +23311,7 @@
 </file>
 
 <file path=word/footer3.xml><?xml version="1.0" encoding="utf-8"?>
-<w:ftr xmlns:wpc="http://schemas.microsoft.com/office/word/2010/wordprocessingCanvas" xmlns:cx="http://schemas.microsoft.com/office/drawing/2014/chartex" xmlns:cx1="http://schemas.microsoft.com/office/drawing/2015/9/8/chartex" xmlns:cx2="http://schemas.microsoft.com/office/drawing/2015/10/21/chartex" xmlns:cx3="http://schemas.microsoft.com/office/drawing/2016/5/9/chartex" xmlns:cx4="http://schemas.microsoft.com/office/drawing/2016/5/10/chartex" xmlns:cx5="http://schemas.microsoft.com/office/drawing/2016/5/11/chartex" xmlns:cx6="http://schemas.microsoft.com/office/drawing/2016/5/12/chartex" xmlns:cx7="http://schemas.microsoft.com/office/drawing/2016/5/13/chartex" xmlns:cx8="http://schemas.microsoft.com/office/drawing/2016/5/14/chartex" xmlns:mc="http://schemas.openxmlformats.org/markup-compatibility/2006" xmlns:aink="http://schemas.microsoft.com/office/drawing/2016/ink" xmlns:am3d="http://schemas.microsoft.com/office/drawing/2017/model3d" xmlns:o="urn:schemas-microsoft-com:office:office" xmlns:oel="http://schemas.microsoft.com/office/2019/extlst" xmlns:r="http://schemas.openxmlformats.org/officeDocument/2006/relationships" xmlns:m="http://schemas.openxmlformats.org/officeDocument/2006/math" xmlns:v="urn:schemas-microsoft-com:vml" xmlns:wp14="http://schemas.microsoft.com/office/word/2010/wordprocessingDrawing" xmlns:wp="http://schemas.openxmlformats.org/drawingml/2006/wordprocessingDrawing" xmlns:w10="urn:schemas-microsoft-com:office:word" xmlns:w="http://schemas.openxmlformats.org/wordprocessingml/2006/main" xmlns:w14="http://schemas.microsoft.com/office/word/2010/wordml" xmlns:w15="http://schemas.microsoft.com/office/word/2012/wordml" xmlns:w16cex="http://schemas.microsoft.com/office/word/2018/wordml/cex" xmlns:w16cid="http://schemas.microsoft.com/office/word/2016/wordml/cid" xmlns:w16="http://schemas.microsoft.com/office/word/2018/wordml" xmlns:w16du="http://schemas.microsoft.com/office/word/2023/wordml/word16du" xmlns:w16sdtdh="http://schemas.microsoft.com/office/word/2020/wordml/sdtdatahash" xmlns:w16sdtfl="http://schemas.microsoft.com/office/word/2024/wordml/sdtformatlock" xmlns:w16se="http://schemas.microsoft.com/office/word/2015/wordml/symex" xmlns:wpg="http://schemas.microsoft.com/office/word/2010/wordprocessingGroup" xmlns:wpi="http://schemas.microsoft.com/office/word/2010/wordprocessingInk" xmlns:wne="http://schemas.microsoft.com/office/word/2006/wordml" xmlns:wps="http://schemas.microsoft.com/office/word/2010/wordprocessingShape" mc:Ignorable="w14 w15 w16se w16cid w16 w16cex w16sdtdh w16sdtfl w16du wp14">
+<w:ftr xmlns:wpc="http://schemas.microsoft.com/office/word/2010/wordprocessingCanvas" xmlns:cx="http://schemas.microsoft.com/office/drawing/2014/chartex" xmlns:cx1="http://schemas.microsoft.com/office/drawing/2015/9/8/chartex" xmlns:cx2="http://schemas.microsoft.com/office/drawing/2015/10/21/chartex" xmlns:cx3="http://schemas.microsoft.com/office/drawing/2016/5/9/chartex" xmlns:cx4="http://schemas.microsoft.com/office/drawing/2016/5/10/chartex" xmlns:cx5="http://schemas.microsoft.com/office/drawing/2016/5/11/chartex" xmlns:cx6="http://schemas.microsoft.com/office/drawing/2016/5/12/chartex" xmlns:cx7="http://schemas.microsoft.com/office/drawing/2016/5/13/chartex" xmlns:cx8="http://schemas.microsoft.com/office/drawing/2016/5/14/chartex" xmlns:mc="http://schemas.openxmlformats.org/markup-compatibility/2006" xmlns:aink="http://schemas.microsoft.com/office/drawing/2016/ink" xmlns:am3d="http://schemas.microsoft.com/office/drawing/2017/model3d" xmlns:o="urn:schemas-microsoft-com:office:office" xmlns:oel="http://schemas.microsoft.com/office/2019/extlst" xmlns:r="http://schemas.openxmlformats.org/officeDocument/2006/relationships" xmlns:m="http://schemas.openxmlformats.org/officeDocument/2006/math" xmlns:v="urn:schemas-microsoft-com:vml" xmlns:wp14="http://schemas.microsoft.com/office/word/2010/wordprocessingDrawing" xmlns:wp="http://schemas.openxmlformats.org/drawingml/2006/wordprocessingDrawing" xmlns:w10="urn:schemas-microsoft-com:office:word" xmlns:w="http://schemas.openxmlformats.org/wordprocessingml/2006/main" xmlns:w14="http://schemas.microsoft.com/office/word/2010/wordml" xmlns:w15="http://schemas.microsoft.com/office/word/2012/wordml" xmlns:w16cei="http://schemas.microsoft.com/office/word/2026/wordml/cei" xmlns:w16cex="http://schemas.microsoft.com/office/word/2018/wordml/cex" xmlns:w16cid="http://schemas.microsoft.com/office/word/2016/wordml/cid" xmlns:w16="http://schemas.microsoft.com/office/word/2018/wordml" xmlns:w16du="http://schemas.microsoft.com/office/word/2023/wordml/word16du" xmlns:w16sdtdh="http://schemas.microsoft.com/office/word/2020/wordml/sdtdatahash" xmlns:w16sdtfl="http://schemas.microsoft.com/office/word/2024/wordml/sdtformatlock" xmlns:w16se="http://schemas.microsoft.com/office/word/2015/wordml/symex" xmlns:wpg="http://schemas.microsoft.com/office/word/2010/wordprocessingGroup" xmlns:wpi="http://schemas.microsoft.com/office/word/2010/wordprocessingInk" xmlns:wne="http://schemas.microsoft.com/office/word/2006/wordml" xmlns:wps="http://schemas.microsoft.com/office/word/2010/wordprocessingShape" mc:Ignorable="w14 w15 w16se w16cid w16 w16cex w16sdtdh w16sdtfl w16du wp14">
   <w:p>
     <w:pPr>
       <w:pStyle w:val="Footer"/>
@@ -23466,7 +23441,7 @@
 </file>
 
 <file path=word/footnotes.xml><?xml version="1.0" encoding="utf-8"?>
-<w:footnotes xmlns:wpc="http://schemas.microsoft.com/office/word/2010/wordprocessingCanvas" xmlns:cx="http://schemas.microsoft.com/office/drawing/2014/chartex" xmlns:cx1="http://schemas.microsoft.com/office/drawing/2015/9/8/chartex" xmlns:cx2="http://schemas.microsoft.com/office/drawing/2015/10/21/chartex" xmlns:cx3="http://schemas.microsoft.com/office/drawing/2016/5/9/chartex" xmlns:cx4="http://schemas.microsoft.com/office/drawing/2016/5/10/chartex" xmlns:cx5="http://schemas.microsoft.com/office/drawing/2016/5/11/chartex" xmlns:cx6="http://schemas.microsoft.com/office/drawing/2016/5/12/chartex" xmlns:cx7="http://schemas.microsoft.com/office/drawing/2016/5/13/chartex" xmlns:cx8="http://schemas.microsoft.com/office/drawing/2016/5/14/chartex" xmlns:mc="http://schemas.openxmlformats.org/markup-compatibility/2006" xmlns:aink="http://schemas.microsoft.com/office/drawing/2016/ink" xmlns:am3d="http://schemas.microsoft.com/office/drawing/2017/model3d" xmlns:o="urn:schemas-microsoft-com:office:office" xmlns:oel="http://schemas.microsoft.com/office/2019/extlst" xmlns:r="http://schemas.openxmlformats.org/officeDocument/2006/relationships" xmlns:m="http://schemas.openxmlformats.org/officeDocument/2006/math" xmlns:v="urn:schemas-microsoft-com:vml" xmlns:wp14="http://schemas.microsoft.com/office/word/2010/wordprocessingDrawing" xmlns:wp="http://schemas.openxmlformats.org/drawingml/2006/wordprocessingDrawing" xmlns:w10="urn:schemas-microsoft-com:office:word" xmlns:w="http://schemas.openxmlformats.org/wordprocessingml/2006/main" xmlns:w14="http://schemas.microsoft.com/office/word/2010/wordml" xmlns:w15="http://schemas.microsoft.com/office/word/2012/wordml" xmlns:w16cex="http://schemas.microsoft.com/office/word/2018/wordml/cex" xmlns:w16cid="http://schemas.microsoft.com/office/word/2016/wordml/cid" xmlns:w16="http://schemas.microsoft.com/office/word/2018/wordml" xmlns:w16du="http://schemas.microsoft.com/office/word/2023/wordml/word16du" xmlns:w16sdtdh="http://schemas.microsoft.com/office/word/2020/wordml/sdtdatahash" xmlns:w16sdtfl="http://schemas.microsoft.com/office/word/2024/wordml/sdtformatlock" xmlns:w16se="http://schemas.microsoft.com/office/word/2015/wordml/symex" xmlns:wpg="http://schemas.microsoft.com/office/word/2010/wordprocessingGroup" xmlns:wpi="http://schemas.microsoft.com/office/word/2010/wordprocessingInk" xmlns:wne="http://schemas.microsoft.com/office/word/2006/wordml" xmlns:wps="http://schemas.microsoft.com/office/word/2010/wordprocessingShape" mc:Ignorable="w14 w15 w16se w16cid w16 w16cex w16sdtdh w16sdtfl w16du wp14">
+<w:footnotes xmlns:wpc="http://schemas.microsoft.com/office/word/2010/wordprocessingCanvas" xmlns:cx="http://schemas.microsoft.com/office/drawing/2014/chartex" xmlns:cx1="http://schemas.microsoft.com/office/drawing/2015/9/8/chartex" xmlns:cx2="http://schemas.microsoft.com/office/drawing/2015/10/21/chartex" xmlns:cx3="http://schemas.microsoft.com/office/drawing/2016/5/9/chartex" xmlns:cx4="http://schemas.microsoft.com/office/drawing/2016/5/10/chartex" xmlns:cx5="http://schemas.microsoft.com/office/drawing/2016/5/11/chartex" xmlns:cx6="http://schemas.microsoft.com/office/drawing/2016/5/12/chartex" xmlns:cx7="http://schemas.microsoft.com/office/drawing/2016/5/13/chartex" xmlns:cx8="http://schemas.microsoft.com/office/drawing/2016/5/14/chartex" xmlns:mc="http://schemas.openxmlformats.org/markup-compatibility/2006" xmlns:aink="http://schemas.microsoft.com/office/drawing/2016/ink" xmlns:am3d="http://schemas.microsoft.com/office/drawing/2017/model3d" xmlns:o="urn:schemas-microsoft-com:office:office" xmlns:oel="http://schemas.microsoft.com/office/2019/extlst" xmlns:r="http://schemas.openxmlformats.org/officeDocument/2006/relationships" xmlns:m="http://schemas.openxmlformats.org/officeDocument/2006/math" xmlns:v="urn:schemas-microsoft-com:vml" xmlns:wp14="http://schemas.microsoft.com/office/word/2010/wordprocessingDrawing" xmlns:wp="http://schemas.openxmlformats.org/drawingml/2006/wordprocessingDrawing" xmlns:w10="urn:schemas-microsoft-com:office:word" xmlns:w="http://schemas.openxmlformats.org/wordprocessingml/2006/main" xmlns:w14="http://schemas.microsoft.com/office/word/2010/wordml" xmlns:w15="http://schemas.microsoft.com/office/word/2012/wordml" xmlns:w16cei="http://schemas.microsoft.com/office/word/2026/wordml/cei" xmlns:w16cex="http://schemas.microsoft.com/office/word/2018/wordml/cex" xmlns:w16cid="http://schemas.microsoft.com/office/word/2016/wordml/cid" xmlns:w16="http://schemas.microsoft.com/office/word/2018/wordml" xmlns:w16du="http://schemas.microsoft.com/office/word/2023/wordml/word16du" xmlns:w16sdtdh="http://schemas.microsoft.com/office/word/2020/wordml/sdtdatahash" xmlns:w16sdtfl="http://schemas.microsoft.com/office/word/2024/wordml/sdtformatlock" xmlns:w16se="http://schemas.microsoft.com/office/word/2015/wordml/symex" xmlns:wpg="http://schemas.microsoft.com/office/word/2010/wordprocessingGroup" xmlns:wpi="http://schemas.microsoft.com/office/word/2010/wordprocessingInk" xmlns:wne="http://schemas.microsoft.com/office/word/2006/wordml" xmlns:wps="http://schemas.microsoft.com/office/word/2010/wordprocessingShape" mc:Ignorable="w14 w15 w16se w16cid w16 w16cex w16sdtdh w16sdtfl w16du wp14">
   <w:footnote w:type="separator" w:id="-1">
     <w:p>
       <w:pPr>
@@ -23491,7 +23466,7 @@
 </file>
 
 <file path=word/numbering.xml><?xml version="1.0" encoding="utf-8"?>
-<w:numbering xmlns:wpc="http://schemas.microsoft.com/office/word/2010/wordprocessingCanvas" xmlns:cx="http://schemas.microsoft.com/office/drawing/2014/chartex" xmlns:cx1="http://schemas.microsoft.com/office/drawing/2015/9/8/chartex" xmlns:cx2="http://schemas.microsoft.com/office/drawing/2015/10/21/chartex" xmlns:cx3="http://schemas.microsoft.com/office/drawing/2016/5/9/chartex" xmlns:cx4="http://schemas.microsoft.com/office/drawing/2016/5/10/chartex" xmlns:cx5="http://schemas.microsoft.com/office/drawing/2016/5/11/chartex" xmlns:cx6="http://schemas.microsoft.com/office/drawing/2016/5/12/chartex" xmlns:cx7="http://schemas.microsoft.com/office/drawing/2016/5/13/chartex" xmlns:cx8="http://schemas.microsoft.com/office/drawing/2016/5/14/chartex" xmlns:mc="http://schemas.openxmlformats.org/markup-compatibility/2006" xmlns:aink="http://schemas.microsoft.com/office/drawing/2016/ink" xmlns:am3d="http://schemas.microsoft.com/office/drawing/2017/model3d" xmlns:o="urn:schemas-microsoft-com:office:office" xmlns:oel="http://schemas.microsoft.com/office/2019/extlst" xmlns:r="http://schemas.openxmlformats.org/officeDocument/2006/relationships" xmlns:m="http://schemas.openxmlformats.org/officeDocument/2006/math" xmlns:v="urn:schemas-microsoft-com:vml" xmlns:wp14="http://schemas.microsoft.com/office/word/2010/wordprocessingDrawing" xmlns:wp="http://schemas.openxmlformats.org/drawingml/2006/wordprocessingDrawing" xmlns:w10="urn:schemas-microsoft-com:office:word" xmlns:w="http://schemas.openxmlformats.org/wordprocessingml/2006/main" xmlns:w14="http://schemas.microsoft.com/office/word/2010/wordml" xmlns:w15="http://schemas.microsoft.com/office/word/2012/wordml" xmlns:w16cex="http://schemas.microsoft.com/office/word/2018/wordml/cex" xmlns:w16cid="http://schemas.microsoft.com/office/word/2016/wordml/cid" xmlns:w16="http://schemas.microsoft.com/office/word/2018/wordml" xmlns:w16du="http://schemas.microsoft.com/office/word/2023/wordml/word16du" xmlns:w16sdtdh="http://schemas.microsoft.com/office/word/2020/wordml/sdtdatahash" xmlns:w16sdtfl="http://schemas.microsoft.com/office/word/2024/wordml/sdtformatlock" xmlns:w16se="http://schemas.microsoft.com/office/word/2015/wordml/symex" xmlns:wpg="http://schemas.microsoft.com/office/word/2010/wordprocessingGroup" xmlns:wpi="http://schemas.microsoft.com/office/word/2010/wordprocessingInk" xmlns:wne="http://schemas.microsoft.com/office/word/2006/wordml" xmlns:wps="http://schemas.microsoft.com/office/word/2010/wordprocessingShape" mc:Ignorable="w14 w15 w16se w16cid w16 w16cex w16sdtdh w16sdtfl w16du wp14">
+<w:numbering xmlns:wpc="http://schemas.microsoft.com/office/word/2010/wordprocessingCanvas" xmlns:cx="http://schemas.microsoft.com/office/drawing/2014/chartex" xmlns:cx1="http://schemas.microsoft.com/office/drawing/2015/9/8/chartex" xmlns:cx2="http://schemas.microsoft.com/office/drawing/2015/10/21/chartex" xmlns:cx3="http://schemas.microsoft.com/office/drawing/2016/5/9/chartex" xmlns:cx4="http://schemas.microsoft.com/office/drawing/2016/5/10/chartex" xmlns:cx5="http://schemas.microsoft.com/office/drawing/2016/5/11/chartex" xmlns:cx6="http://schemas.microsoft.com/office/drawing/2016/5/12/chartex" xmlns:cx7="http://schemas.microsoft.com/office/drawing/2016/5/13/chartex" xmlns:cx8="http://schemas.microsoft.com/office/drawing/2016/5/14/chartex" xmlns:mc="http://schemas.openxmlformats.org/markup-compatibility/2006" xmlns:aink="http://schemas.microsoft.com/office/drawing/2016/ink" xmlns:am3d="http://schemas.microsoft.com/office/drawing/2017/model3d" xmlns:o="urn:schemas-microsoft-com:office:office" xmlns:oel="http://schemas.microsoft.com/office/2019/extlst" xmlns:r="http://schemas.openxmlformats.org/officeDocument/2006/relationships" xmlns:m="http://schemas.openxmlformats.org/officeDocument/2006/math" xmlns:v="urn:schemas-microsoft-com:vml" xmlns:wp14="http://schemas.microsoft.com/office/word/2010/wordprocessingDrawing" xmlns:wp="http://schemas.openxmlformats.org/drawingml/2006/wordprocessingDrawing" xmlns:w10="urn:schemas-microsoft-com:office:word" xmlns:w="http://schemas.openxmlformats.org/wordprocessingml/2006/main" xmlns:w14="http://schemas.microsoft.com/office/word/2010/wordml" xmlns:w15="http://schemas.microsoft.com/office/word/2012/wordml" xmlns:w16cei="http://schemas.microsoft.com/office/word/2026/wordml/cei" xmlns:w16cex="http://schemas.microsoft.com/office/word/2018/wordml/cex" xmlns:w16cid="http://schemas.microsoft.com/office/word/2016/wordml/cid" xmlns:w16="http://schemas.microsoft.com/office/word/2018/wordml" xmlns:w16du="http://schemas.microsoft.com/office/word/2023/wordml/word16du" xmlns:w16sdtdh="http://schemas.microsoft.com/office/word/2020/wordml/sdtdatahash" xmlns:w16sdtfl="http://schemas.microsoft.com/office/word/2024/wordml/sdtformatlock" xmlns:w16se="http://schemas.microsoft.com/office/word/2015/wordml/symex" xmlns:wpg="http://schemas.microsoft.com/office/word/2010/wordprocessingGroup" xmlns:wpi="http://schemas.microsoft.com/office/word/2010/wordprocessingInk" xmlns:wne="http://schemas.microsoft.com/office/word/2006/wordml" xmlns:wps="http://schemas.microsoft.com/office/word/2010/wordprocessingShape" mc:Ignorable="w14 w15 w16se w16cid w16 w16cex w16sdtdh w16sdtfl w16du wp14">
   <w:abstractNum w:abstractNumId="0" w15:restartNumberingAfterBreak="0">
     <w:nsid w:val="01333C13"/>
     <w:multiLevelType w:val="multilevel"/>
@@ -27297,6 +27272,7 @@
   <w:style w:type="character" w:default="1" w:styleId="DefaultParagraphFont">
     <w:name w:val="Default Paragraph Font"/>
     <w:uiPriority w:val="1"/>
+    <w:semiHidden/>
     <w:unhideWhenUsed/>
   </w:style>
   <w:style w:type="table" w:default="1" w:styleId="TableNormal">
